--- a/Documentos Legales/PYMIA_Reglamento_Interno.docx
+++ b/Documentos Legales/PYMIA_Reglamento_Interno.docx
@@ -65,7 +65,7 @@
           <w:sz w:val="20"/>
           <w:szCs w:val="20"/>
         </w:rPr>
-        <w:t xml:space="preserve">Bogotá D.C., Colombia — 2025</w:t>
+        <w:t>Bogotá D.C., Colombia — 2026</w:t>
       </w:r>
     </w:p>
     <w:p>
@@ -266,7 +266,7 @@
           <w:sz w:val="22"/>
           <w:szCs w:val="22"/>
         </w:rPr>
-        <w:t xml:space="preserve">PYMIA S.A.S. es una sociedad por acciones simplificada, con NIT [___________], domiciliada en Bogotá D.C., cuyo objeto social es la prestación de servicios de consultoría en automatización de procesos para Pymes. Representante Legal: David Gutierrez.</w:t>
+        <w:t>PYMIA S.A.S. es una sociedad por acciones simplificada, con NIT [PENDIENTE], domiciliada en Bogotá D.C., cuyo objeto social es la prestación de servicios de consultoría en automatización de procesos para Pymes. Representante Legal: David Gutierrez Gavilanes.</w:t>
       </w:r>
     </w:p>
     <w:p>
